--- a/fuentes/228118_CF34_DU.docx
+++ b/fuentes/228118_CF34_DU.docx
@@ -1,6 +1,6 @@
 
 <file path=word/document.xml><?xml version="1.0" encoding="utf-8"?>
-<w:document xmlns:wpc="http://schemas.microsoft.com/office/word/2010/wordprocessingCanvas" xmlns:cx="http://schemas.microsoft.com/office/drawing/2014/chartex" xmlns:cx1="http://schemas.microsoft.com/office/drawing/2015/9/8/chartex" xmlns:cx2="http://schemas.microsoft.com/office/drawing/2015/10/21/chartex" xmlns:cx3="http://schemas.microsoft.com/office/drawing/2016/5/9/chartex" xmlns:cx4="http://schemas.microsoft.com/office/drawing/2016/5/10/chartex" xmlns:cx5="http://schemas.microsoft.com/office/drawing/2016/5/11/chartex" xmlns:cx6="http://schemas.microsoft.com/office/drawing/2016/5/12/chartex" xmlns:cx7="http://schemas.microsoft.com/office/drawing/2016/5/13/chartex" xmlns:cx8="http://schemas.microsoft.com/office/drawing/2016/5/14/chartex" xmlns:mc="http://schemas.openxmlformats.org/markup-compatibility/2006" xmlns:aink="http://schemas.microsoft.com/office/drawing/2016/ink" xmlns:am3d="http://schemas.microsoft.com/office/drawing/2017/model3d" xmlns:o="urn:schemas-microsoft-com:office:office" xmlns:oel="http://schemas.microsoft.com/office/2019/extlst" xmlns:r="http://schemas.openxmlformats.org/officeDocument/2006/relationships" xmlns:m="http://schemas.openxmlformats.org/officeDocument/2006/math" xmlns:v="urn:schemas-microsoft-com:vml" xmlns:wp14="http://schemas.microsoft.com/office/word/2010/wordprocessingDrawing" xmlns:wp="http://schemas.openxmlformats.org/drawingml/2006/wordprocessingDrawing" xmlns:w10="urn:schemas-microsoft-com:office:word" xmlns:w="http://schemas.openxmlformats.org/wordprocessingml/2006/main" xmlns:w14="http://schemas.microsoft.com/office/word/2010/wordml" xmlns:w15="http://schemas.microsoft.com/office/word/2012/wordml" xmlns:w16cex="http://schemas.microsoft.com/office/word/2018/wordml/cex" xmlns:w16cid="http://schemas.microsoft.com/office/word/2016/wordml/cid" xmlns:w16="http://schemas.microsoft.com/office/word/2018/wordml" xmlns:w16du="http://schemas.microsoft.com/office/word/2023/wordml/word16du" xmlns:w16sdtdh="http://schemas.microsoft.com/office/word/2020/wordml/sdtdatahash" xmlns:w16se="http://schemas.microsoft.com/office/word/2015/wordml/symex" xmlns:wpg="http://schemas.microsoft.com/office/word/2010/wordprocessingGroup" xmlns:wpi="http://schemas.microsoft.com/office/word/2010/wordprocessingInk" xmlns:wne="http://schemas.microsoft.com/office/word/2006/wordml" xmlns:wps="http://schemas.microsoft.com/office/word/2010/wordprocessingShape" mc:Ignorable="w14 w15 w16se w16cid w16 w16cex w16sdtdh w16du wp14">
+<w:document xmlns:wpc="http://schemas.microsoft.com/office/word/2010/wordprocessingCanvas" xmlns:cx="http://schemas.microsoft.com/office/drawing/2014/chartex" xmlns:cx1="http://schemas.microsoft.com/office/drawing/2015/9/8/chartex" xmlns:cx2="http://schemas.microsoft.com/office/drawing/2015/10/21/chartex" xmlns:cx3="http://schemas.microsoft.com/office/drawing/2016/5/9/chartex" xmlns:cx4="http://schemas.microsoft.com/office/drawing/2016/5/10/chartex" xmlns:cx5="http://schemas.microsoft.com/office/drawing/2016/5/11/chartex" xmlns:cx6="http://schemas.microsoft.com/office/drawing/2016/5/12/chartex" xmlns:cx7="http://schemas.microsoft.com/office/drawing/2016/5/13/chartex" xmlns:cx8="http://schemas.microsoft.com/office/drawing/2016/5/14/chartex" xmlns:mc="http://schemas.openxmlformats.org/markup-compatibility/2006" xmlns:aink="http://schemas.microsoft.com/office/drawing/2016/ink" xmlns:am3d="http://schemas.microsoft.com/office/drawing/2017/model3d" xmlns:o="urn:schemas-microsoft-com:office:office" xmlns:r="http://schemas.openxmlformats.org/officeDocument/2006/relationships" xmlns:m="http://schemas.openxmlformats.org/officeDocument/2006/math" xmlns:v="urn:schemas-microsoft-com:vml" xmlns:wp14="http://schemas.microsoft.com/office/word/2010/wordprocessingDrawing" xmlns:wp="http://schemas.openxmlformats.org/drawingml/2006/wordprocessingDrawing" xmlns:w10="urn:schemas-microsoft-com:office:word" xmlns:w="http://schemas.openxmlformats.org/wordprocessingml/2006/main" xmlns:w14="http://schemas.microsoft.com/office/word/2010/wordml" xmlns:w15="http://schemas.microsoft.com/office/word/2012/wordml" xmlns:w16cex="http://schemas.microsoft.com/office/word/2018/wordml/cex" xmlns:w16cid="http://schemas.microsoft.com/office/word/2016/wordml/cid" xmlns:w16="http://schemas.microsoft.com/office/word/2018/wordml" xmlns:w16sdtdh="http://schemas.microsoft.com/office/word/2020/wordml/sdtdatahash" xmlns:w16se="http://schemas.microsoft.com/office/word/2015/wordml/symex" xmlns:wpg="http://schemas.microsoft.com/office/word/2010/wordprocessingGroup" xmlns:wpi="http://schemas.microsoft.com/office/word/2010/wordprocessingInk" xmlns:wne="http://schemas.microsoft.com/office/word/2006/wordml" xmlns:wps="http://schemas.microsoft.com/office/word/2010/wordprocessingShape" mc:Ignorable="w14 w15 w16se w16cid w16 w16cex w16sdtdh wp14">
   <w:body>
     <w:p>
       <w:r>
@@ -199,7 +199,7 @@
               </wp:anchor>
             </w:drawing>
           </mc:Choice>
-          <mc:Fallback>
+          <mc:Fallback xmlns:w16du="http://schemas.microsoft.com/office/word/2023/wordml/word16du" xmlns:oel="http://schemas.microsoft.com/office/2019/extlst">
             <w:pict>
               <v:rect w14:anchorId="520EA51F" id="Rectángulo 3" o:spid="_x0000_s1026" alt="&quot;&quot;" style="position:absolute;margin-left:-55.7pt;margin-top:26.5pt;width:613.85pt;height:204pt;z-index:-251655168;visibility:visible;mso-wrap-style:square;mso-height-percent:0;mso-wrap-distance-left:9pt;mso-wrap-distance-top:0;mso-wrap-distance-right:9pt;mso-wrap-distance-bottom:0;mso-position-horizontal:absolute;mso-position-horizontal-relative:text;mso-position-vertical:absolute;mso-position-vertical-relative:text;mso-height-percent:0;mso-height-relative:margin;v-text-anchor:middle" o:gfxdata="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" fillcolor="#00314d" stroked="f" strokeweight="1pt"/>
             </w:pict>
@@ -322,7 +322,7 @@
                 <v:stroke joinstyle="miter"/>
                 <v:path gradientshapeok="t" o:connecttype="rect"/>
               </v:shapetype>
-              <v:shape id="Cuadro de texto 2" o:spid="_x0000_s1026" type="#_x0000_t202" alt="&quot;&quot;" style="position:absolute;left:0;text-align:left;margin-left:-44.7pt;margin-top:12pt;width:537.8pt;height:131.3pt;z-index:251663360;visibility:visible;mso-wrap-style:square;mso-width-percent:0;mso-height-percent:0;mso-wrap-distance-left:9pt;mso-wrap-distance-top:3.6pt;mso-wrap-distance-right:9pt;mso-wrap-distance-bottom:3.6pt;mso-position-horizontal:absolute;mso-position-horizontal-relative:text;mso-position-vertical:absolute;mso-position-vertical-relative:text;mso-width-percent:0;mso-height-percent:0;mso-width-relative:margin;mso-height-relative:margin;v-text-anchor:top" o:gfxdata="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" filled="f" stroked="f">
+              <v:shape id="Cuadro de texto 2" o:spid="_x0000_s1026" type="#_x0000_t202" alt="&quot;&quot;" style="position:absolute;left:0;text-align:left;margin-left:-44.7pt;margin-top:12pt;width:537.8pt;height:131.3pt;z-index:251663360;visibility:visible;mso-wrap-style:square;mso-width-percent:0;mso-height-percent:0;mso-wrap-distance-left:9pt;mso-wrap-distance-top:3.6pt;mso-wrap-distance-right:9pt;mso-wrap-distance-bottom:3.6pt;mso-position-horizontal:absolute;mso-position-horizontal-relative:text;mso-position-vertical:absolute;mso-position-vertical-relative:text;mso-width-percent:0;mso-height-percent:0;mso-width-relative:margin;mso-height-relative:margin;v-text-anchor:top" o:gfxdata="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" filled="f" stroked="f">
                 <v:textbox>
                   <w:txbxContent>
                     <w:p>
@@ -22535,126 +22535,6 @@
           </w:p>
         </w:tc>
       </w:tr>
-      <w:tr>
-        <w:trPr>
-          <w:cnfStyle w:val="000000100000" w:firstRow="0" w:lastRow="0" w:firstColumn="0" w:lastColumn="0" w:oddVBand="0" w:evenVBand="0" w:oddHBand="1" w:evenHBand="0" w:firstRowFirstColumn="0" w:firstRowLastColumn="0" w:lastRowFirstColumn="0" w:lastRowLastColumn="0"/>
-        </w:trPr>
-        <w:tc>
-          <w:tcPr>
-            <w:tcW w:w="1696" w:type="dxa"/>
-          </w:tcPr>
-          <w:p>
-            <w:pPr>
-              <w:pStyle w:val="TextoTablas"/>
-            </w:pPr>
-            <w:r>
-              <w:rPr>
-                <w:lang w:val="es-CO"/>
-              </w:rPr>
-              <w:t xml:space="preserve">Diseñar los instrumentos de calidad de </w:t>
-            </w:r>
-            <w:r>
-              <w:t>“</w:t>
-            </w:r>
-            <w:r>
-              <w:rPr>
-                <w:rStyle w:val="Extranjerismo"/>
-                <w:lang w:val="es-ES"/>
-              </w:rPr>
-              <w:t>software</w:t>
-            </w:r>
-            <w:r>
-              <w:rPr>
-                <w:lang w:val="es-CO"/>
-              </w:rPr>
-              <w:t>”</w:t>
-            </w:r>
-          </w:p>
-        </w:tc>
-        <w:tc>
-          <w:tcPr>
-            <w:tcW w:w="3119" w:type="dxa"/>
-          </w:tcPr>
-          <w:p>
-            <w:pPr>
-              <w:pStyle w:val="TextoTablas"/>
-            </w:pPr>
-            <w:r>
-              <w:rPr>
-                <w:lang w:val="es-CO"/>
-              </w:rPr>
-              <w:t xml:space="preserve">Ch Ga, F. (2017). Plan de pruebas de </w:t>
-            </w:r>
-            <w:r>
-              <w:t>“</w:t>
-            </w:r>
-            <w:r>
-              <w:rPr>
-                <w:rStyle w:val="Extranjerismo"/>
-                <w:lang w:val="es-ES"/>
-              </w:rPr>
-              <w:t>software</w:t>
-            </w:r>
-            <w:r>
-              <w:t>”</w:t>
-            </w:r>
-            <w:r>
-              <w:rPr>
-                <w:lang w:val="es-CO"/>
-              </w:rPr>
-              <w:t xml:space="preserve">. Mundo </w:t>
-            </w:r>
-            <w:proofErr w:type="spellStart"/>
-            <w:r>
-              <w:rPr>
-                <w:lang w:val="es-CO"/>
-              </w:rPr>
-              <w:t>Testing</w:t>
-            </w:r>
-            <w:proofErr w:type="spellEnd"/>
-            <w:r>
-              <w:rPr>
-                <w:lang w:val="es-CO"/>
-              </w:rPr>
-              <w:t>.</w:t>
-            </w:r>
-          </w:p>
-        </w:tc>
-        <w:tc>
-          <w:tcPr>
-            <w:tcW w:w="2268" w:type="dxa"/>
-          </w:tcPr>
-          <w:p>
-            <w:pPr>
-              <w:pStyle w:val="TextoTablas"/>
-            </w:pPr>
-            <w:r>
-              <w:rPr>
-                <w:lang w:val="es-CO"/>
-              </w:rPr>
-              <w:t>Página web</w:t>
-            </w:r>
-          </w:p>
-        </w:tc>
-        <w:tc>
-          <w:tcPr>
-            <w:tcW w:w="2879" w:type="dxa"/>
-          </w:tcPr>
-          <w:p>
-            <w:pPr>
-              <w:pStyle w:val="TextoTablas"/>
-            </w:pPr>
-            <w:hyperlink r:id="rId26" w:history="1">
-              <w:r>
-                <w:rPr>
-                  <w:rStyle w:val="Hipervnculo"/>
-                </w:rPr>
-                <w:t>https://mundotesting.com/plan-de-pruebas-de-software/</w:t>
-              </w:r>
-            </w:hyperlink>
-          </w:p>
-        </w:tc>
-      </w:tr>
     </w:tbl>
     <w:p>
       <w:pPr>
@@ -22917,12 +22797,12 @@
       <w:r>
         <w:t xml:space="preserve">. </w:t>
       </w:r>
-      <w:hyperlink r:id="rId27" w:history="1">
+      <w:hyperlink r:id="rId26" w:history="1">
         <w:r>
           <w:rPr>
             <w:rStyle w:val="Hipervnculo"/>
           </w:rPr>
-          <w:t>http://bibliotecadigital.iue.edu.co/xmlui/handle/20.500.12717/153</w:t>
+          <w:t>https://bibliotecadigital.iue.edu.co/server/api/core/bitstreams/73074146-4398-4964-8da7-8119cfdf73de/content</w:t>
         </w:r>
       </w:hyperlink>
       <w:r>
@@ -22938,7 +22818,7 @@
       <w:r>
         <w:t xml:space="preserve">Clemente, P. J., &amp; Gómez, A. (2014). Aplicación de un proceso de mejora continua en una asignatura de Desarrollo de Software Dirigido por Modelos. </w:t>
       </w:r>
-      <w:hyperlink r:id="rId28" w:history="1">
+      <w:hyperlink r:id="rId27" w:history="1">
         <w:r>
           <w:rPr>
             <w:rStyle w:val="Hipervnculo"/>
@@ -22960,7 +22840,7 @@
         </w:rPr>
         <w:t xml:space="preserve">Jeffries, R. (2011). What is Extreme Programming? Ronjeffries.Com. </w:t>
       </w:r>
-      <w:hyperlink r:id="rId29" w:history="1">
+      <w:hyperlink r:id="rId28" w:history="1">
         <w:r>
           <w:rPr>
             <w:rStyle w:val="Hipervnculo"/>
@@ -22993,7 +22873,7 @@
       <w:r>
         <w:t xml:space="preserve">, J. (2015). Metodologías de desarrollo de software [en línea]. Tesis de Licenciatura en Sistemas y Computación. Facultad de Química e Ingeniería “Fray Rogelio Bacon”. Universidad Católica Argentina, 2015 </w:t>
       </w:r>
-      <w:hyperlink r:id="rId30" w:history="1">
+      <w:hyperlink r:id="rId29" w:history="1">
         <w:r>
           <w:rPr>
             <w:rStyle w:val="Hipervnculo"/>
@@ -23006,7 +22886,7 @@
       <w:r>
         <w:t xml:space="preserve">Manifiesto por el Desarrollo Ágil de Software. (2001). Agilemanifesto.Org. </w:t>
       </w:r>
-      <w:hyperlink r:id="rId31" w:history="1">
+      <w:hyperlink r:id="rId30" w:history="1">
         <w:r>
           <w:rPr>
             <w:rStyle w:val="Hipervnculo"/>
@@ -23041,6 +22921,7 @@
         </w:rPr>
       </w:pPr>
       <w:r>
+        <w:lastRenderedPageBreak/>
         <w:t>Mera Paz, J. A. (19 de 10 de 2016).</w:t>
       </w:r>
       <w:r>
@@ -23052,7 +22933,7 @@
       <w:r>
         <w:t xml:space="preserve"> </w:t>
       </w:r>
-      <w:hyperlink r:id="rId32" w:history="1">
+      <w:hyperlink r:id="rId31" w:history="1">
         <w:r>
           <w:rPr>
             <w:rStyle w:val="Hipervnculo"/>
@@ -23072,7 +22953,6 @@
         <w:rPr>
           <w:lang w:val="en-US"/>
         </w:rPr>
-        <w:lastRenderedPageBreak/>
         <w:t>Royce, W.W. (1970) Managing the Development of Large Software Systems. Proceedings of IEEE WESCON, 26, 328-388.</w:t>
       </w:r>
     </w:p>
@@ -23716,8 +23596,8 @@
       </w:pPr>
     </w:p>
     <w:sectPr>
-      <w:headerReference w:type="default" r:id="rId33"/>
-      <w:footerReference w:type="default" r:id="rId34"/>
+      <w:headerReference w:type="default" r:id="rId32"/>
+      <w:footerReference w:type="default" r:id="rId33"/>
       <w:pgSz w:w="12240" w:h="15840"/>
       <w:pgMar w:top="1701" w:right="1134" w:bottom="1134" w:left="1134" w:header="709" w:footer="737" w:gutter="0"/>
       <w:pgNumType w:start="1"/>
@@ -23729,7 +23609,7 @@
 </file>
 
 <file path=word/endnotes.xml><?xml version="1.0" encoding="utf-8"?>
-<w:endnotes xmlns:wpc="http://schemas.microsoft.com/office/word/2010/wordprocessingCanvas" xmlns:cx="http://schemas.microsoft.com/office/drawing/2014/chartex" xmlns:cx1="http://schemas.microsoft.com/office/drawing/2015/9/8/chartex" xmlns:cx2="http://schemas.microsoft.com/office/drawing/2015/10/21/chartex" xmlns:cx3="http://schemas.microsoft.com/office/drawing/2016/5/9/chartex" xmlns:cx4="http://schemas.microsoft.com/office/drawing/2016/5/10/chartex" xmlns:cx5="http://schemas.microsoft.com/office/drawing/2016/5/11/chartex" xmlns:cx6="http://schemas.microsoft.com/office/drawing/2016/5/12/chartex" xmlns:cx7="http://schemas.microsoft.com/office/drawing/2016/5/13/chartex" xmlns:cx8="http://schemas.microsoft.com/office/drawing/2016/5/14/chartex" xmlns:mc="http://schemas.openxmlformats.org/markup-compatibility/2006" xmlns:aink="http://schemas.microsoft.com/office/drawing/2016/ink" xmlns:am3d="http://schemas.microsoft.com/office/drawing/2017/model3d" xmlns:o="urn:schemas-microsoft-com:office:office" xmlns:oel="http://schemas.microsoft.com/office/2019/extlst" xmlns:r="http://schemas.openxmlformats.org/officeDocument/2006/relationships" xmlns:m="http://schemas.openxmlformats.org/officeDocument/2006/math" xmlns:v="urn:schemas-microsoft-com:vml" xmlns:wp14="http://schemas.microsoft.com/office/word/2010/wordprocessingDrawing" xmlns:wp="http://schemas.openxmlformats.org/drawingml/2006/wordprocessingDrawing" xmlns:w10="urn:schemas-microsoft-com:office:word" xmlns:w="http://schemas.openxmlformats.org/wordprocessingml/2006/main" xmlns:w14="http://schemas.microsoft.com/office/word/2010/wordml" xmlns:w15="http://schemas.microsoft.com/office/word/2012/wordml" xmlns:w16cex="http://schemas.microsoft.com/office/word/2018/wordml/cex" xmlns:w16cid="http://schemas.microsoft.com/office/word/2016/wordml/cid" xmlns:w16="http://schemas.microsoft.com/office/word/2018/wordml" xmlns:w16du="http://schemas.microsoft.com/office/word/2023/wordml/word16du" xmlns:w16sdtdh="http://schemas.microsoft.com/office/word/2020/wordml/sdtdatahash" xmlns:w16se="http://schemas.microsoft.com/office/word/2015/wordml/symex" xmlns:wpg="http://schemas.microsoft.com/office/word/2010/wordprocessingGroup" xmlns:wpi="http://schemas.microsoft.com/office/word/2010/wordprocessingInk" xmlns:wne="http://schemas.microsoft.com/office/word/2006/wordml" xmlns:wps="http://schemas.microsoft.com/office/word/2010/wordprocessingShape" mc:Ignorable="w14 w15 w16se w16cid w16 w16cex w16sdtdh w16du wp14">
+<w:endnotes xmlns:wpc="http://schemas.microsoft.com/office/word/2010/wordprocessingCanvas" xmlns:cx="http://schemas.microsoft.com/office/drawing/2014/chartex" xmlns:cx1="http://schemas.microsoft.com/office/drawing/2015/9/8/chartex" xmlns:cx2="http://schemas.microsoft.com/office/drawing/2015/10/21/chartex" xmlns:cx3="http://schemas.microsoft.com/office/drawing/2016/5/9/chartex" xmlns:cx4="http://schemas.microsoft.com/office/drawing/2016/5/10/chartex" xmlns:cx5="http://schemas.microsoft.com/office/drawing/2016/5/11/chartex" xmlns:cx6="http://schemas.microsoft.com/office/drawing/2016/5/12/chartex" xmlns:cx7="http://schemas.microsoft.com/office/drawing/2016/5/13/chartex" xmlns:cx8="http://schemas.microsoft.com/office/drawing/2016/5/14/chartex" xmlns:mc="http://schemas.openxmlformats.org/markup-compatibility/2006" xmlns:aink="http://schemas.microsoft.com/office/drawing/2016/ink" xmlns:am3d="http://schemas.microsoft.com/office/drawing/2017/model3d" xmlns:o="urn:schemas-microsoft-com:office:office" xmlns:r="http://schemas.openxmlformats.org/officeDocument/2006/relationships" xmlns:m="http://schemas.openxmlformats.org/officeDocument/2006/math" xmlns:v="urn:schemas-microsoft-com:vml" xmlns:wp14="http://schemas.microsoft.com/office/word/2010/wordprocessingDrawing" xmlns:wp="http://schemas.openxmlformats.org/drawingml/2006/wordprocessingDrawing" xmlns:w10="urn:schemas-microsoft-com:office:word" xmlns:w="http://schemas.openxmlformats.org/wordprocessingml/2006/main" xmlns:w14="http://schemas.microsoft.com/office/word/2010/wordml" xmlns:w15="http://schemas.microsoft.com/office/word/2012/wordml" xmlns:w16cex="http://schemas.microsoft.com/office/word/2018/wordml/cex" xmlns:w16cid="http://schemas.microsoft.com/office/word/2016/wordml/cid" xmlns:w16="http://schemas.microsoft.com/office/word/2018/wordml" xmlns:w16sdtdh="http://schemas.microsoft.com/office/word/2020/wordml/sdtdatahash" xmlns:w16se="http://schemas.microsoft.com/office/word/2015/wordml/symex" xmlns:wpg="http://schemas.microsoft.com/office/word/2010/wordprocessingGroup" xmlns:wpi="http://schemas.microsoft.com/office/word/2010/wordprocessingInk" xmlns:wne="http://schemas.microsoft.com/office/word/2006/wordml" xmlns:wps="http://schemas.microsoft.com/office/word/2010/wordprocessingShape" mc:Ignorable="w14 w15 w16se w16cid w16 w16cex w16sdtdh wp14">
   <w:endnote w:type="separator" w:id="-1">
     <w:p>
       <w:pPr>
@@ -23754,7 +23634,7 @@
 </file>
 
 <file path=word/footer1.xml><?xml version="1.0" encoding="utf-8"?>
-<w:ftr xmlns:wpc="http://schemas.microsoft.com/office/word/2010/wordprocessingCanvas" xmlns:cx="http://schemas.microsoft.com/office/drawing/2014/chartex" xmlns:cx1="http://schemas.microsoft.com/office/drawing/2015/9/8/chartex" xmlns:cx2="http://schemas.microsoft.com/office/drawing/2015/10/21/chartex" xmlns:cx3="http://schemas.microsoft.com/office/drawing/2016/5/9/chartex" xmlns:cx4="http://schemas.microsoft.com/office/drawing/2016/5/10/chartex" xmlns:cx5="http://schemas.microsoft.com/office/drawing/2016/5/11/chartex" xmlns:cx6="http://schemas.microsoft.com/office/drawing/2016/5/12/chartex" xmlns:cx7="http://schemas.microsoft.com/office/drawing/2016/5/13/chartex" xmlns:cx8="http://schemas.microsoft.com/office/drawing/2016/5/14/chartex" xmlns:mc="http://schemas.openxmlformats.org/markup-compatibility/2006" xmlns:aink="http://schemas.microsoft.com/office/drawing/2016/ink" xmlns:am3d="http://schemas.microsoft.com/office/drawing/2017/model3d" xmlns:o="urn:schemas-microsoft-com:office:office" xmlns:oel="http://schemas.microsoft.com/office/2019/extlst" xmlns:r="http://schemas.openxmlformats.org/officeDocument/2006/relationships" xmlns:m="http://schemas.openxmlformats.org/officeDocument/2006/math" xmlns:v="urn:schemas-microsoft-com:vml" xmlns:wp14="http://schemas.microsoft.com/office/word/2010/wordprocessingDrawing" xmlns:wp="http://schemas.openxmlformats.org/drawingml/2006/wordprocessingDrawing" xmlns:w10="urn:schemas-microsoft-com:office:word" xmlns:w="http://schemas.openxmlformats.org/wordprocessingml/2006/main" xmlns:w14="http://schemas.microsoft.com/office/word/2010/wordml" xmlns:w15="http://schemas.microsoft.com/office/word/2012/wordml" xmlns:w16cex="http://schemas.microsoft.com/office/word/2018/wordml/cex" xmlns:w16cid="http://schemas.microsoft.com/office/word/2016/wordml/cid" xmlns:w16="http://schemas.microsoft.com/office/word/2018/wordml" xmlns:w16du="http://schemas.microsoft.com/office/word/2023/wordml/word16du" xmlns:w16sdtdh="http://schemas.microsoft.com/office/word/2020/wordml/sdtdatahash" xmlns:w16se="http://schemas.microsoft.com/office/word/2015/wordml/symex" xmlns:wpg="http://schemas.microsoft.com/office/word/2010/wordprocessingGroup" xmlns:wpi="http://schemas.microsoft.com/office/word/2010/wordprocessingInk" xmlns:wne="http://schemas.microsoft.com/office/word/2006/wordml" xmlns:wps="http://schemas.microsoft.com/office/word/2010/wordprocessingShape" mc:Ignorable="w14 w15 w16se w16cid w16 w16cex w16sdtdh w16du wp14">
+<w:ftr xmlns:wpc="http://schemas.microsoft.com/office/word/2010/wordprocessingCanvas" xmlns:cx="http://schemas.microsoft.com/office/drawing/2014/chartex" xmlns:cx1="http://schemas.microsoft.com/office/drawing/2015/9/8/chartex" xmlns:cx2="http://schemas.microsoft.com/office/drawing/2015/10/21/chartex" xmlns:cx3="http://schemas.microsoft.com/office/drawing/2016/5/9/chartex" xmlns:cx4="http://schemas.microsoft.com/office/drawing/2016/5/10/chartex" xmlns:cx5="http://schemas.microsoft.com/office/drawing/2016/5/11/chartex" xmlns:cx6="http://schemas.microsoft.com/office/drawing/2016/5/12/chartex" xmlns:cx7="http://schemas.microsoft.com/office/drawing/2016/5/13/chartex" xmlns:cx8="http://schemas.microsoft.com/office/drawing/2016/5/14/chartex" xmlns:mc="http://schemas.openxmlformats.org/markup-compatibility/2006" xmlns:aink="http://schemas.microsoft.com/office/drawing/2016/ink" xmlns:am3d="http://schemas.microsoft.com/office/drawing/2017/model3d" xmlns:o="urn:schemas-microsoft-com:office:office" xmlns:r="http://schemas.openxmlformats.org/officeDocument/2006/relationships" xmlns:m="http://schemas.openxmlformats.org/officeDocument/2006/math" xmlns:v="urn:schemas-microsoft-com:vml" xmlns:wp14="http://schemas.microsoft.com/office/word/2010/wordprocessingDrawing" xmlns:wp="http://schemas.openxmlformats.org/drawingml/2006/wordprocessingDrawing" xmlns:w10="urn:schemas-microsoft-com:office:word" xmlns:w="http://schemas.openxmlformats.org/wordprocessingml/2006/main" xmlns:w14="http://schemas.microsoft.com/office/word/2010/wordml" xmlns:w15="http://schemas.microsoft.com/office/word/2012/wordml" xmlns:w16cex="http://schemas.microsoft.com/office/word/2018/wordml/cex" xmlns:w16cid="http://schemas.microsoft.com/office/word/2016/wordml/cid" xmlns:w16="http://schemas.microsoft.com/office/word/2018/wordml" xmlns:w16sdtdh="http://schemas.microsoft.com/office/word/2020/wordml/sdtdatahash" xmlns:w16se="http://schemas.microsoft.com/office/word/2015/wordml/symex" xmlns:wpg="http://schemas.microsoft.com/office/word/2010/wordprocessingGroup" xmlns:wpi="http://schemas.microsoft.com/office/word/2010/wordprocessingInk" xmlns:wne="http://schemas.microsoft.com/office/word/2006/wordml" xmlns:wps="http://schemas.microsoft.com/office/word/2010/wordprocessingShape" mc:Ignorable="w14 w15 w16se w16cid w16 w16cex w16sdtdh wp14">
   <w:sdt>
     <w:sdtPr>
       <w:id w:val="-1465197936"/>
@@ -23763,6 +23643,7 @@
         <w:docPartUnique/>
       </w:docPartObj>
     </w:sdtPr>
+    <w:sdtEndPr/>
     <w:sdtContent>
       <w:p>
         <w:pPr>
@@ -23863,7 +23744,7 @@
                   <v:stroke joinstyle="miter"/>
                   <v:path gradientshapeok="t" o:connecttype="rect"/>
                 </v:shapetype>
-                <v:shape id="_x0000_s1027" type="#_x0000_t202" alt="&quot;&quot;" style="position:absolute;left:0;text-align:left;margin-left:16.1pt;margin-top:.65pt;width:455.15pt;height:41.4pt;z-index:251661312;visibility:visible;mso-wrap-style:square;mso-width-percent:0;mso-height-percent:0;mso-wrap-distance-left:9pt;mso-wrap-distance-top:3.6pt;mso-wrap-distance-right:9pt;mso-wrap-distance-bottom:3.6pt;mso-position-horizontal:absolute;mso-position-horizontal-relative:text;mso-position-vertical:absolute;mso-position-vertical-relative:text;mso-width-percent:0;mso-height-percent:0;mso-width-relative:margin;mso-height-relative:margin;v-text-anchor:top" o:gfxdata="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" stroked="f">
+                <v:shape id="_x0000_s1027" type="#_x0000_t202" alt="&quot;&quot;" style="position:absolute;left:0;text-align:left;margin-left:16.1pt;margin-top:.65pt;width:455.15pt;height:41.4pt;z-index:251661312;visibility:visible;mso-wrap-style:square;mso-width-percent:0;mso-height-percent:0;mso-wrap-distance-left:9pt;mso-wrap-distance-top:3.6pt;mso-wrap-distance-right:9pt;mso-wrap-distance-bottom:3.6pt;mso-position-horizontal:absolute;mso-position-horizontal-relative:text;mso-position-vertical:absolute;mso-position-vertical-relative:text;mso-width-percent:0;mso-height-percent:0;mso-width-relative:margin;mso-height-relative:margin;v-text-anchor:top" o:gfxdata="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" stroked="f">
                   <v:textbox>
                     <w:txbxContent>
                       <w:p>
@@ -23920,7 +23801,7 @@
 </file>
 
 <file path=word/footnotes.xml><?xml version="1.0" encoding="utf-8"?>
-<w:footnotes xmlns:wpc="http://schemas.microsoft.com/office/word/2010/wordprocessingCanvas" xmlns:cx="http://schemas.microsoft.com/office/drawing/2014/chartex" xmlns:cx1="http://schemas.microsoft.com/office/drawing/2015/9/8/chartex" xmlns:cx2="http://schemas.microsoft.com/office/drawing/2015/10/21/chartex" xmlns:cx3="http://schemas.microsoft.com/office/drawing/2016/5/9/chartex" xmlns:cx4="http://schemas.microsoft.com/office/drawing/2016/5/10/chartex" xmlns:cx5="http://schemas.microsoft.com/office/drawing/2016/5/11/chartex" xmlns:cx6="http://schemas.microsoft.com/office/drawing/2016/5/12/chartex" xmlns:cx7="http://schemas.microsoft.com/office/drawing/2016/5/13/chartex" xmlns:cx8="http://schemas.microsoft.com/office/drawing/2016/5/14/chartex" xmlns:mc="http://schemas.openxmlformats.org/markup-compatibility/2006" xmlns:aink="http://schemas.microsoft.com/office/drawing/2016/ink" xmlns:am3d="http://schemas.microsoft.com/office/drawing/2017/model3d" xmlns:o="urn:schemas-microsoft-com:office:office" xmlns:oel="http://schemas.microsoft.com/office/2019/extlst" xmlns:r="http://schemas.openxmlformats.org/officeDocument/2006/relationships" xmlns:m="http://schemas.openxmlformats.org/officeDocument/2006/math" xmlns:v="urn:schemas-microsoft-com:vml" xmlns:wp14="http://schemas.microsoft.com/office/word/2010/wordprocessingDrawing" xmlns:wp="http://schemas.openxmlformats.org/drawingml/2006/wordprocessingDrawing" xmlns:w10="urn:schemas-microsoft-com:office:word" xmlns:w="http://schemas.openxmlformats.org/wordprocessingml/2006/main" xmlns:w14="http://schemas.microsoft.com/office/word/2010/wordml" xmlns:w15="http://schemas.microsoft.com/office/word/2012/wordml" xmlns:w16cex="http://schemas.microsoft.com/office/word/2018/wordml/cex" xmlns:w16cid="http://schemas.microsoft.com/office/word/2016/wordml/cid" xmlns:w16="http://schemas.microsoft.com/office/word/2018/wordml" xmlns:w16du="http://schemas.microsoft.com/office/word/2023/wordml/word16du" xmlns:w16sdtdh="http://schemas.microsoft.com/office/word/2020/wordml/sdtdatahash" xmlns:w16se="http://schemas.microsoft.com/office/word/2015/wordml/symex" xmlns:wpg="http://schemas.microsoft.com/office/word/2010/wordprocessingGroup" xmlns:wpi="http://schemas.microsoft.com/office/word/2010/wordprocessingInk" xmlns:wne="http://schemas.microsoft.com/office/word/2006/wordml" xmlns:wps="http://schemas.microsoft.com/office/word/2010/wordprocessingShape" mc:Ignorable="w14 w15 w16se w16cid w16 w16cex w16sdtdh w16du wp14">
+<w:footnotes xmlns:wpc="http://schemas.microsoft.com/office/word/2010/wordprocessingCanvas" xmlns:cx="http://schemas.microsoft.com/office/drawing/2014/chartex" xmlns:cx1="http://schemas.microsoft.com/office/drawing/2015/9/8/chartex" xmlns:cx2="http://schemas.microsoft.com/office/drawing/2015/10/21/chartex" xmlns:cx3="http://schemas.microsoft.com/office/drawing/2016/5/9/chartex" xmlns:cx4="http://schemas.microsoft.com/office/drawing/2016/5/10/chartex" xmlns:cx5="http://schemas.microsoft.com/office/drawing/2016/5/11/chartex" xmlns:cx6="http://schemas.microsoft.com/office/drawing/2016/5/12/chartex" xmlns:cx7="http://schemas.microsoft.com/office/drawing/2016/5/13/chartex" xmlns:cx8="http://schemas.microsoft.com/office/drawing/2016/5/14/chartex" xmlns:mc="http://schemas.openxmlformats.org/markup-compatibility/2006" xmlns:aink="http://schemas.microsoft.com/office/drawing/2016/ink" xmlns:am3d="http://schemas.microsoft.com/office/drawing/2017/model3d" xmlns:o="urn:schemas-microsoft-com:office:office" xmlns:r="http://schemas.openxmlformats.org/officeDocument/2006/relationships" xmlns:m="http://schemas.openxmlformats.org/officeDocument/2006/math" xmlns:v="urn:schemas-microsoft-com:vml" xmlns:wp14="http://schemas.microsoft.com/office/word/2010/wordprocessingDrawing" xmlns:wp="http://schemas.openxmlformats.org/drawingml/2006/wordprocessingDrawing" xmlns:w10="urn:schemas-microsoft-com:office:word" xmlns:w="http://schemas.openxmlformats.org/wordprocessingml/2006/main" xmlns:w14="http://schemas.microsoft.com/office/word/2010/wordml" xmlns:w15="http://schemas.microsoft.com/office/word/2012/wordml" xmlns:w16cex="http://schemas.microsoft.com/office/word/2018/wordml/cex" xmlns:w16cid="http://schemas.microsoft.com/office/word/2016/wordml/cid" xmlns:w16="http://schemas.microsoft.com/office/word/2018/wordml" xmlns:w16sdtdh="http://schemas.microsoft.com/office/word/2020/wordml/sdtdatahash" xmlns:w16se="http://schemas.microsoft.com/office/word/2015/wordml/symex" xmlns:wpg="http://schemas.microsoft.com/office/word/2010/wordprocessingGroup" xmlns:wpi="http://schemas.microsoft.com/office/word/2010/wordprocessingInk" xmlns:wne="http://schemas.microsoft.com/office/word/2006/wordml" xmlns:wps="http://schemas.microsoft.com/office/word/2010/wordprocessingShape" mc:Ignorable="w14 w15 w16se w16cid w16 w16cex w16sdtdh wp14">
   <w:footnote w:type="separator" w:id="-1">
     <w:p>
       <w:pPr>
@@ -23945,7 +23826,7 @@
 </file>
 
 <file path=word/header1.xml><?xml version="1.0" encoding="utf-8"?>
-<w:hdr xmlns:wpc="http://schemas.microsoft.com/office/word/2010/wordprocessingCanvas" xmlns:cx="http://schemas.microsoft.com/office/drawing/2014/chartex" xmlns:cx1="http://schemas.microsoft.com/office/drawing/2015/9/8/chartex" xmlns:cx2="http://schemas.microsoft.com/office/drawing/2015/10/21/chartex" xmlns:cx3="http://schemas.microsoft.com/office/drawing/2016/5/9/chartex" xmlns:cx4="http://schemas.microsoft.com/office/drawing/2016/5/10/chartex" xmlns:cx5="http://schemas.microsoft.com/office/drawing/2016/5/11/chartex" xmlns:cx6="http://schemas.microsoft.com/office/drawing/2016/5/12/chartex" xmlns:cx7="http://schemas.microsoft.com/office/drawing/2016/5/13/chartex" xmlns:cx8="http://schemas.microsoft.com/office/drawing/2016/5/14/chartex" xmlns:mc="http://schemas.openxmlformats.org/markup-compatibility/2006" xmlns:aink="http://schemas.microsoft.com/office/drawing/2016/ink" xmlns:am3d="http://schemas.microsoft.com/office/drawing/2017/model3d" xmlns:o="urn:schemas-microsoft-com:office:office" xmlns:oel="http://schemas.microsoft.com/office/2019/extlst" xmlns:r="http://schemas.openxmlformats.org/officeDocument/2006/relationships" xmlns:m="http://schemas.openxmlformats.org/officeDocument/2006/math" xmlns:v="urn:schemas-microsoft-com:vml" xmlns:wp14="http://schemas.microsoft.com/office/word/2010/wordprocessingDrawing" xmlns:wp="http://schemas.openxmlformats.org/drawingml/2006/wordprocessingDrawing" xmlns:w10="urn:schemas-microsoft-com:office:word" xmlns:w="http://schemas.openxmlformats.org/wordprocessingml/2006/main" xmlns:w14="http://schemas.microsoft.com/office/word/2010/wordml" xmlns:w15="http://schemas.microsoft.com/office/word/2012/wordml" xmlns:w16cex="http://schemas.microsoft.com/office/word/2018/wordml/cex" xmlns:w16cid="http://schemas.microsoft.com/office/word/2016/wordml/cid" xmlns:w16="http://schemas.microsoft.com/office/word/2018/wordml" xmlns:w16du="http://schemas.microsoft.com/office/word/2023/wordml/word16du" xmlns:w16sdtdh="http://schemas.microsoft.com/office/word/2020/wordml/sdtdatahash" xmlns:w16se="http://schemas.microsoft.com/office/word/2015/wordml/symex" xmlns:wpg="http://schemas.microsoft.com/office/word/2010/wordprocessingGroup" xmlns:wpi="http://schemas.microsoft.com/office/word/2010/wordprocessingInk" xmlns:wne="http://schemas.microsoft.com/office/word/2006/wordml" xmlns:wps="http://schemas.microsoft.com/office/word/2010/wordprocessingShape" mc:Ignorable="w14 w15 w16se w16cid w16 w16cex w16sdtdh w16du wp14">
+<w:hdr xmlns:wpc="http://schemas.microsoft.com/office/word/2010/wordprocessingCanvas" xmlns:cx="http://schemas.microsoft.com/office/drawing/2014/chartex" xmlns:cx1="http://schemas.microsoft.com/office/drawing/2015/9/8/chartex" xmlns:cx2="http://schemas.microsoft.com/office/drawing/2015/10/21/chartex" xmlns:cx3="http://schemas.microsoft.com/office/drawing/2016/5/9/chartex" xmlns:cx4="http://schemas.microsoft.com/office/drawing/2016/5/10/chartex" xmlns:cx5="http://schemas.microsoft.com/office/drawing/2016/5/11/chartex" xmlns:cx6="http://schemas.microsoft.com/office/drawing/2016/5/12/chartex" xmlns:cx7="http://schemas.microsoft.com/office/drawing/2016/5/13/chartex" xmlns:cx8="http://schemas.microsoft.com/office/drawing/2016/5/14/chartex" xmlns:mc="http://schemas.openxmlformats.org/markup-compatibility/2006" xmlns:aink="http://schemas.microsoft.com/office/drawing/2016/ink" xmlns:am3d="http://schemas.microsoft.com/office/drawing/2017/model3d" xmlns:o="urn:schemas-microsoft-com:office:office" xmlns:r="http://schemas.openxmlformats.org/officeDocument/2006/relationships" xmlns:m="http://schemas.openxmlformats.org/officeDocument/2006/math" xmlns:v="urn:schemas-microsoft-com:vml" xmlns:wp14="http://schemas.microsoft.com/office/word/2010/wordprocessingDrawing" xmlns:wp="http://schemas.openxmlformats.org/drawingml/2006/wordprocessingDrawing" xmlns:w10="urn:schemas-microsoft-com:office:word" xmlns:w="http://schemas.openxmlformats.org/wordprocessingml/2006/main" xmlns:w14="http://schemas.microsoft.com/office/word/2010/wordml" xmlns:w15="http://schemas.microsoft.com/office/word/2012/wordml" xmlns:w16cex="http://schemas.microsoft.com/office/word/2018/wordml/cex" xmlns:w16cid="http://schemas.microsoft.com/office/word/2016/wordml/cid" xmlns:w16="http://schemas.microsoft.com/office/word/2018/wordml" xmlns:w16sdtdh="http://schemas.microsoft.com/office/word/2020/wordml/sdtdatahash" xmlns:w16se="http://schemas.microsoft.com/office/word/2015/wordml/symex" xmlns:wpg="http://schemas.microsoft.com/office/word/2010/wordprocessingGroup" xmlns:wpi="http://schemas.microsoft.com/office/word/2010/wordprocessingInk" xmlns:wne="http://schemas.microsoft.com/office/word/2006/wordml" xmlns:wps="http://schemas.microsoft.com/office/word/2010/wordprocessingShape" mc:Ignorable="w14 w15 w16se w16cid w16 w16cex w16sdtdh wp14">
   <w:p>
     <w:pPr>
       <w:pStyle w:val="Encabezado"/>
@@ -24030,7 +23911,7 @@
 </file>
 
 <file path=word/numbering.xml><?xml version="1.0" encoding="utf-8"?>
-<w:numbering xmlns:wpc="http://schemas.microsoft.com/office/word/2010/wordprocessingCanvas" xmlns:cx="http://schemas.microsoft.com/office/drawing/2014/chartex" xmlns:cx1="http://schemas.microsoft.com/office/drawing/2015/9/8/chartex" xmlns:cx2="http://schemas.microsoft.com/office/drawing/2015/10/21/chartex" xmlns:cx3="http://schemas.microsoft.com/office/drawing/2016/5/9/chartex" xmlns:cx4="http://schemas.microsoft.com/office/drawing/2016/5/10/chartex" xmlns:cx5="http://schemas.microsoft.com/office/drawing/2016/5/11/chartex" xmlns:cx6="http://schemas.microsoft.com/office/drawing/2016/5/12/chartex" xmlns:cx7="http://schemas.microsoft.com/office/drawing/2016/5/13/chartex" xmlns:cx8="http://schemas.microsoft.com/office/drawing/2016/5/14/chartex" xmlns:mc="http://schemas.openxmlformats.org/markup-compatibility/2006" xmlns:aink="http://schemas.microsoft.com/office/drawing/2016/ink" xmlns:am3d="http://schemas.microsoft.com/office/drawing/2017/model3d" xmlns:o="urn:schemas-microsoft-com:office:office" xmlns:oel="http://schemas.microsoft.com/office/2019/extlst" xmlns:r="http://schemas.openxmlformats.org/officeDocument/2006/relationships" xmlns:m="http://schemas.openxmlformats.org/officeDocument/2006/math" xmlns:v="urn:schemas-microsoft-com:vml" xmlns:wp14="http://schemas.microsoft.com/office/word/2010/wordprocessingDrawing" xmlns:wp="http://schemas.openxmlformats.org/drawingml/2006/wordprocessingDrawing" xmlns:w10="urn:schemas-microsoft-com:office:word" xmlns:w="http://schemas.openxmlformats.org/wordprocessingml/2006/main" xmlns:w14="http://schemas.microsoft.com/office/word/2010/wordml" xmlns:w15="http://schemas.microsoft.com/office/word/2012/wordml" xmlns:w16cex="http://schemas.microsoft.com/office/word/2018/wordml/cex" xmlns:w16cid="http://schemas.microsoft.com/office/word/2016/wordml/cid" xmlns:w16="http://schemas.microsoft.com/office/word/2018/wordml" xmlns:w16du="http://schemas.microsoft.com/office/word/2023/wordml/word16du" xmlns:w16sdtdh="http://schemas.microsoft.com/office/word/2020/wordml/sdtdatahash" xmlns:w16se="http://schemas.microsoft.com/office/word/2015/wordml/symex" xmlns:wpg="http://schemas.microsoft.com/office/word/2010/wordprocessingGroup" xmlns:wpi="http://schemas.microsoft.com/office/word/2010/wordprocessingInk" xmlns:wne="http://schemas.microsoft.com/office/word/2006/wordml" xmlns:wps="http://schemas.microsoft.com/office/word/2010/wordprocessingShape" mc:Ignorable="w14 w15 w16se w16cid w16 w16cex w16sdtdh w16du wp14">
+<w:numbering xmlns:wpc="http://schemas.microsoft.com/office/word/2010/wordprocessingCanvas" xmlns:cx="http://schemas.microsoft.com/office/drawing/2014/chartex" xmlns:cx1="http://schemas.microsoft.com/office/drawing/2015/9/8/chartex" xmlns:cx2="http://schemas.microsoft.com/office/drawing/2015/10/21/chartex" xmlns:cx3="http://schemas.microsoft.com/office/drawing/2016/5/9/chartex" xmlns:cx4="http://schemas.microsoft.com/office/drawing/2016/5/10/chartex" xmlns:cx5="http://schemas.microsoft.com/office/drawing/2016/5/11/chartex" xmlns:cx6="http://schemas.microsoft.com/office/drawing/2016/5/12/chartex" xmlns:cx7="http://schemas.microsoft.com/office/drawing/2016/5/13/chartex" xmlns:cx8="http://schemas.microsoft.com/office/drawing/2016/5/14/chartex" xmlns:mc="http://schemas.openxmlformats.org/markup-compatibility/2006" xmlns:aink="http://schemas.microsoft.com/office/drawing/2016/ink" xmlns:am3d="http://schemas.microsoft.com/office/drawing/2017/model3d" xmlns:o="urn:schemas-microsoft-com:office:office" xmlns:r="http://schemas.openxmlformats.org/officeDocument/2006/relationships" xmlns:m="http://schemas.openxmlformats.org/officeDocument/2006/math" xmlns:v="urn:schemas-microsoft-com:vml" xmlns:wp14="http://schemas.microsoft.com/office/word/2010/wordprocessingDrawing" xmlns:wp="http://schemas.openxmlformats.org/drawingml/2006/wordprocessingDrawing" xmlns:w10="urn:schemas-microsoft-com:office:word" xmlns:w="http://schemas.openxmlformats.org/wordprocessingml/2006/main" xmlns:w14="http://schemas.microsoft.com/office/word/2010/wordml" xmlns:w15="http://schemas.microsoft.com/office/word/2012/wordml" xmlns:w16cex="http://schemas.microsoft.com/office/word/2018/wordml/cex" xmlns:w16cid="http://schemas.microsoft.com/office/word/2016/wordml/cid" xmlns:w16="http://schemas.microsoft.com/office/word/2018/wordml" xmlns:w16sdtdh="http://schemas.microsoft.com/office/word/2020/wordml/sdtdatahash" xmlns:w16se="http://schemas.microsoft.com/office/word/2015/wordml/symex" xmlns:wpg="http://schemas.microsoft.com/office/word/2010/wordprocessingGroup" xmlns:wpi="http://schemas.microsoft.com/office/word/2010/wordprocessingInk" xmlns:wne="http://schemas.microsoft.com/office/word/2006/wordml" xmlns:wps="http://schemas.microsoft.com/office/word/2010/wordprocessingShape" mc:Ignorable="w14 w15 w16se w16cid w16 w16cex w16sdtdh wp14">
   <w:abstractNum w:abstractNumId="0" w15:restartNumberingAfterBreak="0">
     <w:nsid w:val="FFFFFF89"/>
     <w:multiLevelType w:val="singleLevel"/>
@@ -29565,157 +29446,157 @@
       </w:rPr>
     </w:lvl>
   </w:abstractNum>
-  <w:num w:numId="1" w16cid:durableId="467666636">
+  <w:num w:numId="1">
     <w:abstractNumId w:val="49"/>
   </w:num>
-  <w:num w:numId="2" w16cid:durableId="963119031">
+  <w:num w:numId="2">
     <w:abstractNumId w:val="0"/>
   </w:num>
-  <w:num w:numId="3" w16cid:durableId="628708904">
+  <w:num w:numId="3">
     <w:abstractNumId w:val="16"/>
   </w:num>
-  <w:num w:numId="4" w16cid:durableId="1942761687">
+  <w:num w:numId="4">
     <w:abstractNumId w:val="33"/>
   </w:num>
-  <w:num w:numId="5" w16cid:durableId="1403872741">
+  <w:num w:numId="5">
     <w:abstractNumId w:val="26"/>
   </w:num>
-  <w:num w:numId="6" w16cid:durableId="472989722">
+  <w:num w:numId="6">
     <w:abstractNumId w:val="12"/>
   </w:num>
-  <w:num w:numId="7" w16cid:durableId="626744177">
+  <w:num w:numId="7">
     <w:abstractNumId w:val="42"/>
   </w:num>
-  <w:num w:numId="8" w16cid:durableId="1319723989">
+  <w:num w:numId="8">
     <w:abstractNumId w:val="32"/>
   </w:num>
-  <w:num w:numId="9" w16cid:durableId="827940389">
+  <w:num w:numId="9">
     <w:abstractNumId w:val="43"/>
   </w:num>
-  <w:num w:numId="10" w16cid:durableId="794327723">
+  <w:num w:numId="10">
     <w:abstractNumId w:val="24"/>
   </w:num>
-  <w:num w:numId="11" w16cid:durableId="566384077">
+  <w:num w:numId="11">
     <w:abstractNumId w:val="41"/>
   </w:num>
-  <w:num w:numId="12" w16cid:durableId="101263664">
+  <w:num w:numId="12">
     <w:abstractNumId w:val="1"/>
   </w:num>
-  <w:num w:numId="13" w16cid:durableId="1646467067">
+  <w:num w:numId="13">
     <w:abstractNumId w:val="25"/>
   </w:num>
-  <w:num w:numId="14" w16cid:durableId="839735662">
+  <w:num w:numId="14">
     <w:abstractNumId w:val="5"/>
   </w:num>
-  <w:num w:numId="15" w16cid:durableId="1705330755">
+  <w:num w:numId="15">
     <w:abstractNumId w:val="29"/>
   </w:num>
-  <w:num w:numId="16" w16cid:durableId="2129199377">
+  <w:num w:numId="16">
     <w:abstractNumId w:val="7"/>
   </w:num>
-  <w:num w:numId="17" w16cid:durableId="1639458280">
+  <w:num w:numId="17">
     <w:abstractNumId w:val="38"/>
   </w:num>
-  <w:num w:numId="18" w16cid:durableId="1910727691">
+  <w:num w:numId="18">
     <w:abstractNumId w:val="45"/>
   </w:num>
-  <w:num w:numId="19" w16cid:durableId="1835533122">
+  <w:num w:numId="19">
     <w:abstractNumId w:val="6"/>
   </w:num>
-  <w:num w:numId="20" w16cid:durableId="846167583">
+  <w:num w:numId="20">
     <w:abstractNumId w:val="21"/>
   </w:num>
-  <w:num w:numId="21" w16cid:durableId="1399596972">
+  <w:num w:numId="21">
     <w:abstractNumId w:val="28"/>
   </w:num>
-  <w:num w:numId="22" w16cid:durableId="1686244886">
+  <w:num w:numId="22">
     <w:abstractNumId w:val="46"/>
   </w:num>
-  <w:num w:numId="23" w16cid:durableId="766121802">
+  <w:num w:numId="23">
     <w:abstractNumId w:val="35"/>
   </w:num>
-  <w:num w:numId="24" w16cid:durableId="114951824">
+  <w:num w:numId="24">
     <w:abstractNumId w:val="17"/>
   </w:num>
-  <w:num w:numId="25" w16cid:durableId="473908025">
+  <w:num w:numId="25">
     <w:abstractNumId w:val="48"/>
   </w:num>
-  <w:num w:numId="26" w16cid:durableId="1912814359">
+  <w:num w:numId="26">
     <w:abstractNumId w:val="50"/>
   </w:num>
-  <w:num w:numId="27" w16cid:durableId="1532376038">
+  <w:num w:numId="27">
     <w:abstractNumId w:val="14"/>
   </w:num>
-  <w:num w:numId="28" w16cid:durableId="237788064">
+  <w:num w:numId="28">
     <w:abstractNumId w:val="13"/>
   </w:num>
-  <w:num w:numId="29" w16cid:durableId="562303021">
+  <w:num w:numId="29">
     <w:abstractNumId w:val="9"/>
   </w:num>
-  <w:num w:numId="30" w16cid:durableId="982583758">
+  <w:num w:numId="30">
     <w:abstractNumId w:val="20"/>
   </w:num>
-  <w:num w:numId="31" w16cid:durableId="2131121554">
+  <w:num w:numId="31">
     <w:abstractNumId w:val="37"/>
   </w:num>
-  <w:num w:numId="32" w16cid:durableId="1447695274">
+  <w:num w:numId="32">
     <w:abstractNumId w:val="15"/>
   </w:num>
-  <w:num w:numId="33" w16cid:durableId="1344088955">
+  <w:num w:numId="33">
     <w:abstractNumId w:val="40"/>
   </w:num>
-  <w:num w:numId="34" w16cid:durableId="2039156058">
+  <w:num w:numId="34">
     <w:abstractNumId w:val="11"/>
   </w:num>
-  <w:num w:numId="35" w16cid:durableId="596209527">
+  <w:num w:numId="35">
     <w:abstractNumId w:val="34"/>
   </w:num>
-  <w:num w:numId="36" w16cid:durableId="1649823521">
+  <w:num w:numId="36">
     <w:abstractNumId w:val="3"/>
   </w:num>
-  <w:num w:numId="37" w16cid:durableId="1362627529">
+  <w:num w:numId="37">
     <w:abstractNumId w:val="27"/>
   </w:num>
-  <w:num w:numId="38" w16cid:durableId="1304384501">
+  <w:num w:numId="38">
     <w:abstractNumId w:val="30"/>
   </w:num>
-  <w:num w:numId="39" w16cid:durableId="522131934">
+  <w:num w:numId="39">
     <w:abstractNumId w:val="23"/>
   </w:num>
-  <w:num w:numId="40" w16cid:durableId="1669793891">
+  <w:num w:numId="40">
     <w:abstractNumId w:val="47"/>
   </w:num>
-  <w:num w:numId="41" w16cid:durableId="2046521272">
+  <w:num w:numId="41">
     <w:abstractNumId w:val="19"/>
   </w:num>
-  <w:num w:numId="42" w16cid:durableId="1777871248">
+  <w:num w:numId="42">
     <w:abstractNumId w:val="22"/>
   </w:num>
-  <w:num w:numId="43" w16cid:durableId="1058210967">
+  <w:num w:numId="43">
     <w:abstractNumId w:val="36"/>
   </w:num>
-  <w:num w:numId="44" w16cid:durableId="528297331">
+  <w:num w:numId="44">
     <w:abstractNumId w:val="2"/>
   </w:num>
-  <w:num w:numId="45" w16cid:durableId="966856236">
+  <w:num w:numId="45">
     <w:abstractNumId w:val="8"/>
   </w:num>
-  <w:num w:numId="46" w16cid:durableId="467742922">
+  <w:num w:numId="46">
     <w:abstractNumId w:val="44"/>
   </w:num>
-  <w:num w:numId="47" w16cid:durableId="475146744">
+  <w:num w:numId="47">
     <w:abstractNumId w:val="39"/>
   </w:num>
-  <w:num w:numId="48" w16cid:durableId="688529051">
+  <w:num w:numId="48">
     <w:abstractNumId w:val="31"/>
   </w:num>
-  <w:num w:numId="49" w16cid:durableId="8415358">
+  <w:num w:numId="49">
     <w:abstractNumId w:val="18"/>
   </w:num>
-  <w:num w:numId="50" w16cid:durableId="938677331">
+  <w:num w:numId="50">
     <w:abstractNumId w:val="4"/>
   </w:num>
-  <w:num w:numId="51" w16cid:durableId="854617456">
+  <w:num w:numId="51">
     <w:abstractNumId w:val="10"/>
   </w:num>
   <w:numIdMacAtCleanup w:val="51"/>
@@ -29723,7 +29604,7 @@
 </file>
 
 <file path=word/styles.xml><?xml version="1.0" encoding="utf-8"?>
-<w:styles xmlns:mc="http://schemas.openxmlformats.org/markup-compatibility/2006" xmlns:r="http://schemas.openxmlformats.org/officeDocument/2006/relationships" xmlns:w="http://schemas.openxmlformats.org/wordprocessingml/2006/main" xmlns:w14="http://schemas.microsoft.com/office/word/2010/wordml" xmlns:w15="http://schemas.microsoft.com/office/word/2012/wordml" xmlns:w16cex="http://schemas.microsoft.com/office/word/2018/wordml/cex" xmlns:w16cid="http://schemas.microsoft.com/office/word/2016/wordml/cid" xmlns:w16="http://schemas.microsoft.com/office/word/2018/wordml" xmlns:w16du="http://schemas.microsoft.com/office/word/2023/wordml/word16du" xmlns:w16sdtdh="http://schemas.microsoft.com/office/word/2020/wordml/sdtdatahash" xmlns:w16se="http://schemas.microsoft.com/office/word/2015/wordml/symex" mc:Ignorable="w14 w15 w16se w16cid w16 w16cex w16sdtdh w16du">
+<w:styles xmlns:mc="http://schemas.openxmlformats.org/markup-compatibility/2006" xmlns:r="http://schemas.openxmlformats.org/officeDocument/2006/relationships" xmlns:w="http://schemas.openxmlformats.org/wordprocessingml/2006/main" xmlns:w14="http://schemas.microsoft.com/office/word/2010/wordml" xmlns:w15="http://schemas.microsoft.com/office/word/2012/wordml" xmlns:w16cex="http://schemas.microsoft.com/office/word/2018/wordml/cex" xmlns:w16cid="http://schemas.microsoft.com/office/word/2016/wordml/cid" xmlns:w16="http://schemas.microsoft.com/office/word/2018/wordml" xmlns:w16sdtdh="http://schemas.microsoft.com/office/word/2020/wordml/sdtdatahash" xmlns:w16se="http://schemas.microsoft.com/office/word/2015/wordml/symex" mc:Ignorable="w14 w15 w16se w16cid w16 w16cex w16sdtdh">
   <w:docDefaults>
     <w:rPrDefault>
       <w:rPr>
@@ -31271,15 +31152,6 @@
 </file>
 
 <file path=customXml/item1.xml><?xml version="1.0" encoding="utf-8"?>
-<?mso-contentType ?>
-<FormTemplates xmlns="http://schemas.microsoft.com/sharepoint/v3/contenttype/forms">
-  <Display>DocumentLibraryForm</Display>
-  <Edit>DocumentLibraryForm</Edit>
-  <New>DocumentLibraryForm</New>
-</FormTemplates>
-</file>
-
-<file path=customXml/item2.xml><?xml version="1.0" encoding="utf-8"?>
 <ct:contentTypeSchema xmlns:ct="http://schemas.microsoft.com/office/2006/metadata/contentType" xmlns:ma="http://schemas.microsoft.com/office/2006/metadata/properties/metaAttributes" ct:_="" ma:_="" ma:contentTypeName="Documento" ma:contentTypeID="0x01010049282E1EDBE9234EA9E6D38F720E265F" ma:contentTypeVersion="15" ma:contentTypeDescription="Crear nuevo documento." ma:contentTypeScope="" ma:versionID="b31c7aa9eaf043a08b87120b3c4916e3">
   <xsd:schema xmlns:xsd="http://www.w3.org/2001/XMLSchema" xmlns:xs="http://www.w3.org/2001/XMLSchema" xmlns:p="http://schemas.microsoft.com/office/2006/metadata/properties" xmlns:ns2="cb45339b-ced9-4d0d-8f64-77573914d53b" xmlns:ns3="43a3ca16-9c26-4813-b83f-4aec9927b43f" targetNamespace="http://schemas.microsoft.com/office/2006/metadata/properties" ma:root="true" ma:fieldsID="3533d065b04d75c457075bc55f1f5315" ns2:_="" ns3:_="">
     <xsd:import namespace="cb45339b-ced9-4d0d-8f64-77573914d53b"/>
@@ -31514,11 +31386,16 @@
 </ct:contentTypeSchema>
 </file>
 
-<file path=customXml/item3.xml><?xml version="1.0" encoding="utf-8"?>
-<b:Sources xmlns:b="http://schemas.openxmlformats.org/officeDocument/2006/bibliography" xmlns="http://schemas.openxmlformats.org/officeDocument/2006/bibliography" SelectedStyle="\APASixthEditionOfficeOnline.xsl" StyleName="APA" Version="6"/>
+<file path=customXml/item2.xml><?xml version="1.0" encoding="utf-8"?>
+<?mso-contentType ?>
+<FormTemplates xmlns="http://schemas.microsoft.com/sharepoint/v3/contenttype/forms">
+  <Display>DocumentLibraryForm</Display>
+  <Edit>DocumentLibraryForm</Edit>
+  <New>DocumentLibraryForm</New>
+</FormTemplates>
 </file>
 
-<file path=customXml/item4.xml><?xml version="1.0" encoding="utf-8"?>
+<file path=customXml/item3.xml><?xml version="1.0" encoding="utf-8"?>
 <p:properties xmlns:p="http://schemas.microsoft.com/office/2006/metadata/properties" xmlns:xsi="http://www.w3.org/2001/XMLSchema-instance" xmlns:pc="http://schemas.microsoft.com/office/infopath/2007/PartnerControls">
   <documentManagement>
     <TaxCatchAll xmlns="cb45339b-ced9-4d0d-8f64-77573914d53b" xsi:nil="true"/>
@@ -31529,15 +31406,11 @@
 </p:properties>
 </file>
 
-<file path=customXml/itemProps1.xml><?xml version="1.0" encoding="utf-8"?>
-<ds:datastoreItem xmlns:ds="http://schemas.openxmlformats.org/officeDocument/2006/customXml" ds:itemID="{DC7DBFE9-8F6B-4449-AB15-5509A6A8A856}">
-  <ds:schemaRefs>
-    <ds:schemaRef ds:uri="http://schemas.microsoft.com/sharepoint/v3/contenttype/forms"/>
-  </ds:schemaRefs>
-</ds:datastoreItem>
+<file path=customXml/item4.xml><?xml version="1.0" encoding="utf-8"?>
+<b:Sources xmlns:b="http://schemas.openxmlformats.org/officeDocument/2006/bibliography" xmlns="http://schemas.openxmlformats.org/officeDocument/2006/bibliography" SelectedStyle="\APASixthEditionOfficeOnline.xsl" StyleName="APA" Version="6"/>
 </file>
 
-<file path=customXml/itemProps2.xml><?xml version="1.0" encoding="utf-8"?>
+<file path=customXml/itemProps1.xml><?xml version="1.0" encoding="utf-8"?>
 <ds:datastoreItem xmlns:ds="http://schemas.openxmlformats.org/officeDocument/2006/customXml" ds:itemID="{2E21B9D5-284B-4D5C-95BE-6D5BC502E997}">
   <ds:schemaRefs>
     <ds:schemaRef ds:uri="http://schemas.microsoft.com/office/2006/metadata/contentType"/>
@@ -31556,15 +31429,15 @@
 </ds:datastoreItem>
 </file>
 
-<file path=customXml/itemProps3.xml><?xml version="1.0" encoding="utf-8"?>
-<ds:datastoreItem xmlns:ds="http://schemas.openxmlformats.org/officeDocument/2006/customXml" ds:itemID="{E8AB44A3-7C62-4BD2-82ED-8ABC209970FA}">
+<file path=customXml/itemProps2.xml><?xml version="1.0" encoding="utf-8"?>
+<ds:datastoreItem xmlns:ds="http://schemas.openxmlformats.org/officeDocument/2006/customXml" ds:itemID="{DC7DBFE9-8F6B-4449-AB15-5509A6A8A856}">
   <ds:schemaRefs>
-    <ds:schemaRef ds:uri="http://schemas.openxmlformats.org/officeDocument/2006/bibliography"/>
+    <ds:schemaRef ds:uri="http://schemas.microsoft.com/sharepoint/v3/contenttype/forms"/>
   </ds:schemaRefs>
 </ds:datastoreItem>
 </file>
 
-<file path=customXml/itemProps4.xml><?xml version="1.0" encoding="utf-8"?>
+<file path=customXml/itemProps3.xml><?xml version="1.0" encoding="utf-8"?>
 <ds:datastoreItem xmlns:ds="http://schemas.openxmlformats.org/officeDocument/2006/customXml" ds:itemID="{8EF8BDAC-AF5D-4CB4-AC03-F0A327543859}">
   <ds:schemaRefs>
     <ds:schemaRef ds:uri="http://schemas.microsoft.com/office/2006/metadata/properties"/>
@@ -31573,4 +31446,12 @@
     <ds:schemaRef ds:uri="43a3ca16-9c26-4813-b83f-4aec9927b43f"/>
   </ds:schemaRefs>
 </ds:datastoreItem>
+</file>
+
+<file path=customXml/itemProps4.xml><?xml version="1.0" encoding="utf-8"?>
+<ds:datastoreItem xmlns:ds="http://schemas.openxmlformats.org/officeDocument/2006/customXml" ds:itemID="{E8AB44A3-7C62-4BD2-82ED-8ABC209970FA}">
+  <ds:schemaRefs>
+    <ds:schemaRef ds:uri="http://schemas.openxmlformats.org/officeDocument/2006/bibliography"/>
+  </ds:schemaRefs>
+</ds:datastoreItem>
 </file>